--- a/Chemistry/Units/02-Atomic Structure and the Periodic Table/Unit Plan.docx
+++ b/Chemistry/Units/02-Atomic Structure and the Periodic Table/Unit Plan.docx
@@ -316,7 +316,7 @@
                 <w:sz w:val="22"/>
                 <w:u w:val="none"/>
               </w:rPr>
-              <w:t>History of Atomic Models: Dalton to Thomson</w:t>
+              <w:t>History of Atomic Models: Dalton to Thomson (Day 1 of 2)</w:t>
             </w:r>
           </w:p>
         </w:tc>
@@ -335,7 +335,7 @@
                 <w:sz w:val="22"/>
                 <w:u w:val="none"/>
               </w:rPr>
-              <w:t>2</w:t>
+              <w:t>1</w:t>
             </w:r>
           </w:p>
         </w:tc>
@@ -354,7 +354,7 @@
                 <w:sz w:val="22"/>
                 <w:u w:val="none"/>
               </w:rPr>
-              <w:t>At the end of 42 minutes I can describe Dalton's atomic theory and Thomson's plum pudding model, and explain what experi...</w:t>
+              <w:t>At the end of 42 minutes I can define and identify key concepts related to: describe Dalton's atomic theory and Thomson'...</w:t>
             </w:r>
           </w:p>
         </w:tc>
@@ -396,7 +396,7 @@
                 <w:sz w:val="22"/>
                 <w:u w:val="none"/>
               </w:rPr>
-              <w:t>Rutherford, Bohr, and the Quantum Mechanical Model</w:t>
+              <w:t>History of Atomic Models: Dalton to Thomson (Day 2 of 2)</w:t>
             </w:r>
           </w:p>
         </w:tc>
@@ -416,7 +416,7 @@
                 <w:sz w:val="22"/>
                 <w:u w:val="none"/>
               </w:rPr>
-              <w:t>3</w:t>
+              <w:t>1</w:t>
             </w:r>
           </w:p>
         </w:tc>
@@ -436,7 +436,7 @@
                 <w:sz w:val="22"/>
                 <w:u w:val="none"/>
               </w:rPr>
-              <w:t>At the end of 42 minutes I can compare the Rutherford, Bohr, and quantum mechanical models of the atom and explain what ...</w:t>
+              <w:t>At the end of 42 minutes I can apply and analyze my understanding to describe Dalton's atomic theory and Thomson's plum ...</w:t>
             </w:r>
           </w:p>
         </w:tc>
@@ -476,7 +476,7 @@
                 <w:sz w:val="22"/>
                 <w:u w:val="none"/>
               </w:rPr>
-              <w:t>Subatomic Particles, Atomic Number, and Mass Number</w:t>
+              <w:t>Rutherford, Bohr, and the Quantum Mechanical Model (Day 1 of 3)</w:t>
             </w:r>
           </w:p>
         </w:tc>
@@ -495,7 +495,7 @@
                 <w:sz w:val="22"/>
                 <w:u w:val="none"/>
               </w:rPr>
-              <w:t>2</w:t>
+              <w:t>1</w:t>
             </w:r>
           </w:p>
         </w:tc>
@@ -514,7 +514,7 @@
                 <w:sz w:val="22"/>
                 <w:u w:val="none"/>
               </w:rPr>
-              <w:t>At the end of 42 minutes I can determine the number of protons, neutrons, and electrons in an atom or ion using the atom...</w:t>
+              <w:t>At the end of 42 minutes I can define and describe key concepts related to: compare the Rutherford, Bohr, and quantum me...</w:t>
             </w:r>
           </w:p>
         </w:tc>
@@ -556,7 +556,7 @@
                 <w:sz w:val="22"/>
                 <w:u w:val="none"/>
               </w:rPr>
-              <w:t>Isotopes and Average Atomic Mass</w:t>
+              <w:t>Rutherford, Bohr, and the Quantum Mechanical Model (Day 2 of 3)</w:t>
             </w:r>
           </w:p>
         </w:tc>
@@ -576,7 +576,7 @@
                 <w:sz w:val="22"/>
                 <w:u w:val="none"/>
               </w:rPr>
-              <w:t>2</w:t>
+              <w:t>1</w:t>
             </w:r>
           </w:p>
         </w:tc>
@@ -596,7 +596,7 @@
                 <w:sz w:val="22"/>
                 <w:u w:val="none"/>
               </w:rPr>
-              <w:t>At the end of 42 minutes I can explain what isotopes are and calculate the average atomic mass of an element from isotop...</w:t>
+              <w:t>At the end of 42 minutes I can apply and compare concepts and compare the Rutherford, Bohr, and quantum mechanical model...</w:t>
             </w:r>
           </w:p>
         </w:tc>
@@ -636,7 +636,7 @@
                 <w:sz w:val="22"/>
                 <w:u w:val="none"/>
               </w:rPr>
-              <w:t>Electron Configuration and Orbital Notation</w:t>
+              <w:t>Rutherford, Bohr, and the Quantum Mechanical Model (Day 3 of 3)</w:t>
             </w:r>
           </w:p>
         </w:tc>
@@ -655,7 +655,7 @@
                 <w:sz w:val="22"/>
                 <w:u w:val="none"/>
               </w:rPr>
-              <w:t>3</w:t>
+              <w:t>1</w:t>
             </w:r>
           </w:p>
         </w:tc>
@@ -674,7 +674,7 @@
                 <w:sz w:val="22"/>
                 <w:u w:val="none"/>
               </w:rPr>
-              <w:t>At the end of 42 minutes I can write the full and shorthand electron configuration for elements 1-36 and represent them ...</w:t>
+              <w:t>At the end of 42 minutes I can evaluate and explain my understanding to compare the Rutherford, Bohr, and quantum mechan...</w:t>
             </w:r>
           </w:p>
         </w:tc>
@@ -716,7 +716,7 @@
                 <w:sz w:val="22"/>
                 <w:u w:val="none"/>
               </w:rPr>
-              <w:t>Electron Dot Structures and Valence Electrons</w:t>
+              <w:t>Subatomic Particles, Atomic Number, and Mass Number (Day 1 of 2)</w:t>
             </w:r>
           </w:p>
         </w:tc>
@@ -736,7 +736,7 @@
                 <w:sz w:val="22"/>
                 <w:u w:val="none"/>
               </w:rPr>
-              <w:t>2</w:t>
+              <w:t>1</w:t>
             </w:r>
           </w:p>
         </w:tc>
@@ -756,7 +756,7 @@
                 <w:sz w:val="22"/>
                 <w:u w:val="none"/>
               </w:rPr>
-              <w:t>At the end of 42 minutes I can draw Lewis electron dot structures for main group elements and use valence electron count...</w:t>
+              <w:t>At the end of 42 minutes I can define and identify key concepts related to: determine the number of protons, neutrons, a...</w:t>
             </w:r>
           </w:p>
         </w:tc>
@@ -796,7 +796,7 @@
                 <w:sz w:val="22"/>
                 <w:u w:val="none"/>
               </w:rPr>
-              <w:t>Periodic Table Organization and Periodic Trends</w:t>
+              <w:t>Subatomic Particles, Atomic Number, and Mass Number (Day 2 of 2)</w:t>
             </w:r>
           </w:p>
         </w:tc>
@@ -815,7 +815,7 @@
                 <w:sz w:val="22"/>
                 <w:u w:val="none"/>
               </w:rPr>
-              <w:t>3</w:t>
+              <w:t>1</w:t>
             </w:r>
           </w:p>
         </w:tc>
@@ -834,7 +834,7 @@
                 <w:sz w:val="22"/>
                 <w:u w:val="none"/>
               </w:rPr>
-              <w:t>At the end of 42 minutes I can explain how elements are organized on the periodic table and predict trends in atomic rad...</w:t>
+              <w:t>At the end of 42 minutes I can apply and analyze my understanding to determine the number of protons, neutrons, and elec...</w:t>
             </w:r>
           </w:p>
         </w:tc>
@@ -876,7 +876,7 @@
                 <w:sz w:val="22"/>
                 <w:u w:val="none"/>
               </w:rPr>
-              <w:t>Metals, Nonmetals, Metalloids, and Element Families</w:t>
+              <w:t>Isotopes and Average Atomic Mass (Day 1 of 2)</w:t>
             </w:r>
           </w:p>
         </w:tc>
@@ -896,7 +896,7 @@
                 <w:sz w:val="22"/>
                 <w:u w:val="none"/>
               </w:rPr>
-              <w:t>2</w:t>
+              <w:t>1</w:t>
             </w:r>
           </w:p>
         </w:tc>
@@ -916,7 +916,7 @@
                 <w:sz w:val="22"/>
                 <w:u w:val="none"/>
               </w:rPr>
-              <w:t>At the end of 42 minutes I can classify elements as metals, nonmetals, or metalloids and describe the characteristic pro...</w:t>
+              <w:t>At the end of 42 minutes I can define and identify key concepts related to: explain what isotopes are and calculate the ...</w:t>
             </w:r>
           </w:p>
         </w:tc>
@@ -956,7 +956,7 @@
                 <w:sz w:val="22"/>
                 <w:u w:val="none"/>
               </w:rPr>
-              <w:t>Introduction to Nuclear Chemistry: Radioactive Decay</w:t>
+              <w:t>Isotopes and Average Atomic Mass (Day 2 of 2)</w:t>
             </w:r>
           </w:p>
         </w:tc>
@@ -975,7 +975,7 @@
                 <w:sz w:val="22"/>
                 <w:u w:val="none"/>
               </w:rPr>
-              <w:t>3</w:t>
+              <w:t>1</w:t>
             </w:r>
           </w:p>
         </w:tc>
@@ -994,7 +994,1049 @@
                 <w:sz w:val="22"/>
                 <w:u w:val="none"/>
               </w:rPr>
-              <w:t>At the end of 42 minutes I can describe the three main types of radioactive decay (alpha, beta, gamma) and write balance...</w:t>
+              <w:t>At the end of 42 minutes I can apply and analyze my understanding to explain what isotopes are and calculate the average...</w:t>
+            </w:r>
+          </w:p>
+        </w:tc>
+      </w:tr>
+      <w:tr>
+        <w:tc>
+          <w:tcPr>
+            <w:tcW w:type="dxa" w:w="1008"/>
+            <w:shd w:fill="F2F2F2" w:val="clear"/>
+          </w:tcPr>
+          <w:p>
+            <w:r/>
+            <w:r>
+              <w:rPr>
+                <w:rFonts w:ascii="Calibri" w:hAnsi="Calibri"/>
+                <w:b w:val="0"/>
+                <w:i w:val="0"/>
+                <w:color w:val="000000"/>
+                <w:sz w:val="22"/>
+                <w:u w:val="none"/>
+              </w:rPr>
+              <w:t>10</w:t>
+            </w:r>
+          </w:p>
+        </w:tc>
+        <w:tc>
+          <w:tcPr>
+            <w:tcW w:type="dxa" w:w="2880"/>
+            <w:shd w:fill="F2F2F2" w:val="clear"/>
+          </w:tcPr>
+          <w:p>
+            <w:r/>
+            <w:r>
+              <w:rPr>
+                <w:rFonts w:ascii="Calibri" w:hAnsi="Calibri"/>
+                <w:b w:val="0"/>
+                <w:i w:val="0"/>
+                <w:color w:val="000000"/>
+                <w:sz w:val="22"/>
+                <w:u w:val="none"/>
+              </w:rPr>
+              <w:t>Electron Configuration and Orbital Notation (Day 1 of 3)</w:t>
+            </w:r>
+          </w:p>
+        </w:tc>
+        <w:tc>
+          <w:tcPr>
+            <w:tcW w:type="dxa" w:w="864"/>
+            <w:shd w:fill="F2F2F2" w:val="clear"/>
+          </w:tcPr>
+          <w:p>
+            <w:r/>
+            <w:r>
+              <w:rPr>
+                <w:rFonts w:ascii="Calibri" w:hAnsi="Calibri"/>
+                <w:b w:val="0"/>
+                <w:i w:val="0"/>
+                <w:color w:val="000000"/>
+                <w:sz w:val="22"/>
+                <w:u w:val="none"/>
+              </w:rPr>
+              <w:t>1</w:t>
+            </w:r>
+          </w:p>
+        </w:tc>
+        <w:tc>
+          <w:tcPr>
+            <w:tcW w:type="dxa" w:w="5040"/>
+            <w:shd w:fill="F2F2F2" w:val="clear"/>
+          </w:tcPr>
+          <w:p>
+            <w:r/>
+            <w:r>
+              <w:rPr>
+                <w:rFonts w:ascii="Calibri" w:hAnsi="Calibri"/>
+                <w:b w:val="0"/>
+                <w:i w:val="0"/>
+                <w:color w:val="000000"/>
+                <w:sz w:val="22"/>
+                <w:u w:val="none"/>
+              </w:rPr>
+              <w:t>At the end of 42 minutes I can define and describe key concepts related to: write the full and shorthand electron config...</w:t>
+            </w:r>
+          </w:p>
+        </w:tc>
+      </w:tr>
+      <w:tr>
+        <w:tc>
+          <w:tcPr>
+            <w:tcW w:type="dxa" w:w="1008"/>
+          </w:tcPr>
+          <w:p>
+            <w:r/>
+            <w:r>
+              <w:rPr>
+                <w:rFonts w:ascii="Calibri" w:hAnsi="Calibri"/>
+                <w:b w:val="0"/>
+                <w:i w:val="0"/>
+                <w:color w:val="000000"/>
+                <w:sz w:val="22"/>
+                <w:u w:val="none"/>
+              </w:rPr>
+              <w:t>11</w:t>
+            </w:r>
+          </w:p>
+        </w:tc>
+        <w:tc>
+          <w:tcPr>
+            <w:tcW w:type="dxa" w:w="2880"/>
+          </w:tcPr>
+          <w:p>
+            <w:r/>
+            <w:r>
+              <w:rPr>
+                <w:rFonts w:ascii="Calibri" w:hAnsi="Calibri"/>
+                <w:b w:val="0"/>
+                <w:i w:val="0"/>
+                <w:color w:val="000000"/>
+                <w:sz w:val="22"/>
+                <w:u w:val="none"/>
+              </w:rPr>
+              <w:t>Electron Configuration and Orbital Notation (Day 2 of 3)</w:t>
+            </w:r>
+          </w:p>
+        </w:tc>
+        <w:tc>
+          <w:tcPr>
+            <w:tcW w:type="dxa" w:w="864"/>
+          </w:tcPr>
+          <w:p>
+            <w:r/>
+            <w:r>
+              <w:rPr>
+                <w:rFonts w:ascii="Calibri" w:hAnsi="Calibri"/>
+                <w:b w:val="0"/>
+                <w:i w:val="0"/>
+                <w:color w:val="000000"/>
+                <w:sz w:val="22"/>
+                <w:u w:val="none"/>
+              </w:rPr>
+              <w:t>1</w:t>
+            </w:r>
+          </w:p>
+        </w:tc>
+        <w:tc>
+          <w:tcPr>
+            <w:tcW w:type="dxa" w:w="5040"/>
+          </w:tcPr>
+          <w:p>
+            <w:r/>
+            <w:r>
+              <w:rPr>
+                <w:rFonts w:ascii="Calibri" w:hAnsi="Calibri"/>
+                <w:b w:val="0"/>
+                <w:i w:val="0"/>
+                <w:color w:val="000000"/>
+                <w:sz w:val="22"/>
+                <w:u w:val="none"/>
+              </w:rPr>
+              <w:t>At the end of 42 minutes I can apply and compare concepts and write the full and shorthand electron configuration for el...</w:t>
+            </w:r>
+          </w:p>
+        </w:tc>
+      </w:tr>
+      <w:tr>
+        <w:tc>
+          <w:tcPr>
+            <w:tcW w:type="dxa" w:w="1008"/>
+            <w:shd w:fill="F2F2F2" w:val="clear"/>
+          </w:tcPr>
+          <w:p>
+            <w:r/>
+            <w:r>
+              <w:rPr>
+                <w:rFonts w:ascii="Calibri" w:hAnsi="Calibri"/>
+                <w:b w:val="0"/>
+                <w:i w:val="0"/>
+                <w:color w:val="000000"/>
+                <w:sz w:val="22"/>
+                <w:u w:val="none"/>
+              </w:rPr>
+              <w:t>12</w:t>
+            </w:r>
+          </w:p>
+        </w:tc>
+        <w:tc>
+          <w:tcPr>
+            <w:tcW w:type="dxa" w:w="2880"/>
+            <w:shd w:fill="F2F2F2" w:val="clear"/>
+          </w:tcPr>
+          <w:p>
+            <w:r/>
+            <w:r>
+              <w:rPr>
+                <w:rFonts w:ascii="Calibri" w:hAnsi="Calibri"/>
+                <w:b w:val="0"/>
+                <w:i w:val="0"/>
+                <w:color w:val="000000"/>
+                <w:sz w:val="22"/>
+                <w:u w:val="none"/>
+              </w:rPr>
+              <w:t>Electron Configuration and Orbital Notation (Day 3 of 3)</w:t>
+            </w:r>
+          </w:p>
+        </w:tc>
+        <w:tc>
+          <w:tcPr>
+            <w:tcW w:type="dxa" w:w="864"/>
+            <w:shd w:fill="F2F2F2" w:val="clear"/>
+          </w:tcPr>
+          <w:p>
+            <w:r/>
+            <w:r>
+              <w:rPr>
+                <w:rFonts w:ascii="Calibri" w:hAnsi="Calibri"/>
+                <w:b w:val="0"/>
+                <w:i w:val="0"/>
+                <w:color w:val="000000"/>
+                <w:sz w:val="22"/>
+                <w:u w:val="none"/>
+              </w:rPr>
+              <w:t>1</w:t>
+            </w:r>
+          </w:p>
+        </w:tc>
+        <w:tc>
+          <w:tcPr>
+            <w:tcW w:type="dxa" w:w="5040"/>
+            <w:shd w:fill="F2F2F2" w:val="clear"/>
+          </w:tcPr>
+          <w:p>
+            <w:r/>
+            <w:r>
+              <w:rPr>
+                <w:rFonts w:ascii="Calibri" w:hAnsi="Calibri"/>
+                <w:b w:val="0"/>
+                <w:i w:val="0"/>
+                <w:color w:val="000000"/>
+                <w:sz w:val="22"/>
+                <w:u w:val="none"/>
+              </w:rPr>
+              <w:t>At the end of 42 minutes I can evaluate and explain my understanding to write the full and shorthand electron configurat...</w:t>
+            </w:r>
+          </w:p>
+        </w:tc>
+      </w:tr>
+      <w:tr>
+        <w:tc>
+          <w:tcPr>
+            <w:tcW w:type="dxa" w:w="1008"/>
+          </w:tcPr>
+          <w:p>
+            <w:r/>
+            <w:r>
+              <w:rPr>
+                <w:rFonts w:ascii="Calibri" w:hAnsi="Calibri"/>
+                <w:b w:val="0"/>
+                <w:i w:val="0"/>
+                <w:color w:val="000000"/>
+                <w:sz w:val="22"/>
+                <w:u w:val="none"/>
+              </w:rPr>
+              <w:t>13</w:t>
+            </w:r>
+          </w:p>
+        </w:tc>
+        <w:tc>
+          <w:tcPr>
+            <w:tcW w:type="dxa" w:w="2880"/>
+          </w:tcPr>
+          <w:p>
+            <w:r/>
+            <w:r>
+              <w:rPr>
+                <w:rFonts w:ascii="Calibri" w:hAnsi="Calibri"/>
+                <w:b w:val="0"/>
+                <w:i w:val="0"/>
+                <w:color w:val="000000"/>
+                <w:sz w:val="22"/>
+                <w:u w:val="none"/>
+              </w:rPr>
+              <w:t>Electron Dot Structures and Valence Electrons (Day 1 of 2)</w:t>
+            </w:r>
+          </w:p>
+        </w:tc>
+        <w:tc>
+          <w:tcPr>
+            <w:tcW w:type="dxa" w:w="864"/>
+          </w:tcPr>
+          <w:p>
+            <w:r/>
+            <w:r>
+              <w:rPr>
+                <w:rFonts w:ascii="Calibri" w:hAnsi="Calibri"/>
+                <w:b w:val="0"/>
+                <w:i w:val="0"/>
+                <w:color w:val="000000"/>
+                <w:sz w:val="22"/>
+                <w:u w:val="none"/>
+              </w:rPr>
+              <w:t>1</w:t>
+            </w:r>
+          </w:p>
+        </w:tc>
+        <w:tc>
+          <w:tcPr>
+            <w:tcW w:type="dxa" w:w="5040"/>
+          </w:tcPr>
+          <w:p>
+            <w:r/>
+            <w:r>
+              <w:rPr>
+                <w:rFonts w:ascii="Calibri" w:hAnsi="Calibri"/>
+                <w:b w:val="0"/>
+                <w:i w:val="0"/>
+                <w:color w:val="000000"/>
+                <w:sz w:val="22"/>
+                <w:u w:val="none"/>
+              </w:rPr>
+              <w:t>At the end of 42 minutes I can define and identify key concepts related to: draw Lewis electron dot structures for main ...</w:t>
+            </w:r>
+          </w:p>
+        </w:tc>
+      </w:tr>
+      <w:tr>
+        <w:tc>
+          <w:tcPr>
+            <w:tcW w:type="dxa" w:w="1008"/>
+            <w:shd w:fill="F2F2F2" w:val="clear"/>
+          </w:tcPr>
+          <w:p>
+            <w:r/>
+            <w:r>
+              <w:rPr>
+                <w:rFonts w:ascii="Calibri" w:hAnsi="Calibri"/>
+                <w:b w:val="0"/>
+                <w:i w:val="0"/>
+                <w:color w:val="000000"/>
+                <w:sz w:val="22"/>
+                <w:u w:val="none"/>
+              </w:rPr>
+              <w:t>14</w:t>
+            </w:r>
+          </w:p>
+        </w:tc>
+        <w:tc>
+          <w:tcPr>
+            <w:tcW w:type="dxa" w:w="2880"/>
+            <w:shd w:fill="F2F2F2" w:val="clear"/>
+          </w:tcPr>
+          <w:p>
+            <w:r/>
+            <w:r>
+              <w:rPr>
+                <w:rFonts w:ascii="Calibri" w:hAnsi="Calibri"/>
+                <w:b w:val="0"/>
+                <w:i w:val="0"/>
+                <w:color w:val="000000"/>
+                <w:sz w:val="22"/>
+                <w:u w:val="none"/>
+              </w:rPr>
+              <w:t>Electron Dot Structures and Valence Electrons (Day 2 of 2)</w:t>
+            </w:r>
+          </w:p>
+        </w:tc>
+        <w:tc>
+          <w:tcPr>
+            <w:tcW w:type="dxa" w:w="864"/>
+            <w:shd w:fill="F2F2F2" w:val="clear"/>
+          </w:tcPr>
+          <w:p>
+            <w:r/>
+            <w:r>
+              <w:rPr>
+                <w:rFonts w:ascii="Calibri" w:hAnsi="Calibri"/>
+                <w:b w:val="0"/>
+                <w:i w:val="0"/>
+                <w:color w:val="000000"/>
+                <w:sz w:val="22"/>
+                <w:u w:val="none"/>
+              </w:rPr>
+              <w:t>1</w:t>
+            </w:r>
+          </w:p>
+        </w:tc>
+        <w:tc>
+          <w:tcPr>
+            <w:tcW w:type="dxa" w:w="5040"/>
+            <w:shd w:fill="F2F2F2" w:val="clear"/>
+          </w:tcPr>
+          <w:p>
+            <w:r/>
+            <w:r>
+              <w:rPr>
+                <w:rFonts w:ascii="Calibri" w:hAnsi="Calibri"/>
+                <w:b w:val="0"/>
+                <w:i w:val="0"/>
+                <w:color w:val="000000"/>
+                <w:sz w:val="22"/>
+                <w:u w:val="none"/>
+              </w:rPr>
+              <w:t>At the end of 42 minutes I can apply and analyze my understanding to draw Lewis electron dot structures for main group e...</w:t>
+            </w:r>
+          </w:p>
+        </w:tc>
+      </w:tr>
+      <w:tr>
+        <w:tc>
+          <w:tcPr>
+            <w:tcW w:type="dxa" w:w="1008"/>
+          </w:tcPr>
+          <w:p>
+            <w:r/>
+            <w:r>
+              <w:rPr>
+                <w:rFonts w:ascii="Calibri" w:hAnsi="Calibri"/>
+                <w:b w:val="0"/>
+                <w:i w:val="0"/>
+                <w:color w:val="000000"/>
+                <w:sz w:val="22"/>
+                <w:u w:val="none"/>
+              </w:rPr>
+              <w:t>15</w:t>
+            </w:r>
+          </w:p>
+        </w:tc>
+        <w:tc>
+          <w:tcPr>
+            <w:tcW w:type="dxa" w:w="2880"/>
+          </w:tcPr>
+          <w:p>
+            <w:r/>
+            <w:r>
+              <w:rPr>
+                <w:rFonts w:ascii="Calibri" w:hAnsi="Calibri"/>
+                <w:b w:val="0"/>
+                <w:i w:val="0"/>
+                <w:color w:val="000000"/>
+                <w:sz w:val="22"/>
+                <w:u w:val="none"/>
+              </w:rPr>
+              <w:t>Periodic Table Organization and Periodic Trends (Day 1 of 3)</w:t>
+            </w:r>
+          </w:p>
+        </w:tc>
+        <w:tc>
+          <w:tcPr>
+            <w:tcW w:type="dxa" w:w="864"/>
+          </w:tcPr>
+          <w:p>
+            <w:r/>
+            <w:r>
+              <w:rPr>
+                <w:rFonts w:ascii="Calibri" w:hAnsi="Calibri"/>
+                <w:b w:val="0"/>
+                <w:i w:val="0"/>
+                <w:color w:val="000000"/>
+                <w:sz w:val="22"/>
+                <w:u w:val="none"/>
+              </w:rPr>
+              <w:t>1</w:t>
+            </w:r>
+          </w:p>
+        </w:tc>
+        <w:tc>
+          <w:tcPr>
+            <w:tcW w:type="dxa" w:w="5040"/>
+          </w:tcPr>
+          <w:p>
+            <w:r/>
+            <w:r>
+              <w:rPr>
+                <w:rFonts w:ascii="Calibri" w:hAnsi="Calibri"/>
+                <w:b w:val="0"/>
+                <w:i w:val="0"/>
+                <w:color w:val="000000"/>
+                <w:sz w:val="22"/>
+                <w:u w:val="none"/>
+              </w:rPr>
+              <w:t>At the end of 42 minutes I can define and describe key concepts related to: explain how elements are organized on the pe...</w:t>
+            </w:r>
+          </w:p>
+        </w:tc>
+      </w:tr>
+      <w:tr>
+        <w:tc>
+          <w:tcPr>
+            <w:tcW w:type="dxa" w:w="1008"/>
+            <w:shd w:fill="F2F2F2" w:val="clear"/>
+          </w:tcPr>
+          <w:p>
+            <w:r/>
+            <w:r>
+              <w:rPr>
+                <w:rFonts w:ascii="Calibri" w:hAnsi="Calibri"/>
+                <w:b w:val="0"/>
+                <w:i w:val="0"/>
+                <w:color w:val="000000"/>
+                <w:sz w:val="22"/>
+                <w:u w:val="none"/>
+              </w:rPr>
+              <w:t>16</w:t>
+            </w:r>
+          </w:p>
+        </w:tc>
+        <w:tc>
+          <w:tcPr>
+            <w:tcW w:type="dxa" w:w="2880"/>
+            <w:shd w:fill="F2F2F2" w:val="clear"/>
+          </w:tcPr>
+          <w:p>
+            <w:r/>
+            <w:r>
+              <w:rPr>
+                <w:rFonts w:ascii="Calibri" w:hAnsi="Calibri"/>
+                <w:b w:val="0"/>
+                <w:i w:val="0"/>
+                <w:color w:val="000000"/>
+                <w:sz w:val="22"/>
+                <w:u w:val="none"/>
+              </w:rPr>
+              <w:t>Periodic Table Organization and Periodic Trends (Day 2 of 3)</w:t>
+            </w:r>
+          </w:p>
+        </w:tc>
+        <w:tc>
+          <w:tcPr>
+            <w:tcW w:type="dxa" w:w="864"/>
+            <w:shd w:fill="F2F2F2" w:val="clear"/>
+          </w:tcPr>
+          <w:p>
+            <w:r/>
+            <w:r>
+              <w:rPr>
+                <w:rFonts w:ascii="Calibri" w:hAnsi="Calibri"/>
+                <w:b w:val="0"/>
+                <w:i w:val="0"/>
+                <w:color w:val="000000"/>
+                <w:sz w:val="22"/>
+                <w:u w:val="none"/>
+              </w:rPr>
+              <w:t>1</w:t>
+            </w:r>
+          </w:p>
+        </w:tc>
+        <w:tc>
+          <w:tcPr>
+            <w:tcW w:type="dxa" w:w="5040"/>
+            <w:shd w:fill="F2F2F2" w:val="clear"/>
+          </w:tcPr>
+          <w:p>
+            <w:r/>
+            <w:r>
+              <w:rPr>
+                <w:rFonts w:ascii="Calibri" w:hAnsi="Calibri"/>
+                <w:b w:val="0"/>
+                <w:i w:val="0"/>
+                <w:color w:val="000000"/>
+                <w:sz w:val="22"/>
+                <w:u w:val="none"/>
+              </w:rPr>
+              <w:t>At the end of 42 minutes I can apply and compare concepts and explain how elements are organized on the periodic table a...</w:t>
+            </w:r>
+          </w:p>
+        </w:tc>
+      </w:tr>
+      <w:tr>
+        <w:tc>
+          <w:tcPr>
+            <w:tcW w:type="dxa" w:w="1008"/>
+          </w:tcPr>
+          <w:p>
+            <w:r/>
+            <w:r>
+              <w:rPr>
+                <w:rFonts w:ascii="Calibri" w:hAnsi="Calibri"/>
+                <w:b w:val="0"/>
+                <w:i w:val="0"/>
+                <w:color w:val="000000"/>
+                <w:sz w:val="22"/>
+                <w:u w:val="none"/>
+              </w:rPr>
+              <w:t>17</w:t>
+            </w:r>
+          </w:p>
+        </w:tc>
+        <w:tc>
+          <w:tcPr>
+            <w:tcW w:type="dxa" w:w="2880"/>
+          </w:tcPr>
+          <w:p>
+            <w:r/>
+            <w:r>
+              <w:rPr>
+                <w:rFonts w:ascii="Calibri" w:hAnsi="Calibri"/>
+                <w:b w:val="0"/>
+                <w:i w:val="0"/>
+                <w:color w:val="000000"/>
+                <w:sz w:val="22"/>
+                <w:u w:val="none"/>
+              </w:rPr>
+              <w:t>Periodic Table Organization and Periodic Trends (Day 3 of 3)</w:t>
+            </w:r>
+          </w:p>
+        </w:tc>
+        <w:tc>
+          <w:tcPr>
+            <w:tcW w:type="dxa" w:w="864"/>
+          </w:tcPr>
+          <w:p>
+            <w:r/>
+            <w:r>
+              <w:rPr>
+                <w:rFonts w:ascii="Calibri" w:hAnsi="Calibri"/>
+                <w:b w:val="0"/>
+                <w:i w:val="0"/>
+                <w:color w:val="000000"/>
+                <w:sz w:val="22"/>
+                <w:u w:val="none"/>
+              </w:rPr>
+              <w:t>1</w:t>
+            </w:r>
+          </w:p>
+        </w:tc>
+        <w:tc>
+          <w:tcPr>
+            <w:tcW w:type="dxa" w:w="5040"/>
+          </w:tcPr>
+          <w:p>
+            <w:r/>
+            <w:r>
+              <w:rPr>
+                <w:rFonts w:ascii="Calibri" w:hAnsi="Calibri"/>
+                <w:b w:val="0"/>
+                <w:i w:val="0"/>
+                <w:color w:val="000000"/>
+                <w:sz w:val="22"/>
+                <w:u w:val="none"/>
+              </w:rPr>
+              <w:t>At the end of 42 minutes I can evaluate and explain my understanding to explain how elements are organized on the period...</w:t>
+            </w:r>
+          </w:p>
+        </w:tc>
+      </w:tr>
+      <w:tr>
+        <w:tc>
+          <w:tcPr>
+            <w:tcW w:type="dxa" w:w="1008"/>
+            <w:shd w:fill="F2F2F2" w:val="clear"/>
+          </w:tcPr>
+          <w:p>
+            <w:r/>
+            <w:r>
+              <w:rPr>
+                <w:rFonts w:ascii="Calibri" w:hAnsi="Calibri"/>
+                <w:b w:val="0"/>
+                <w:i w:val="0"/>
+                <w:color w:val="000000"/>
+                <w:sz w:val="22"/>
+                <w:u w:val="none"/>
+              </w:rPr>
+              <w:t>18</w:t>
+            </w:r>
+          </w:p>
+        </w:tc>
+        <w:tc>
+          <w:tcPr>
+            <w:tcW w:type="dxa" w:w="2880"/>
+            <w:shd w:fill="F2F2F2" w:val="clear"/>
+          </w:tcPr>
+          <w:p>
+            <w:r/>
+            <w:r>
+              <w:rPr>
+                <w:rFonts w:ascii="Calibri" w:hAnsi="Calibri"/>
+                <w:b w:val="0"/>
+                <w:i w:val="0"/>
+                <w:color w:val="000000"/>
+                <w:sz w:val="22"/>
+                <w:u w:val="none"/>
+              </w:rPr>
+              <w:t>Metals, Nonmetals, Metalloids, and Element Families (Day 1 of 2)</w:t>
+            </w:r>
+          </w:p>
+        </w:tc>
+        <w:tc>
+          <w:tcPr>
+            <w:tcW w:type="dxa" w:w="864"/>
+            <w:shd w:fill="F2F2F2" w:val="clear"/>
+          </w:tcPr>
+          <w:p>
+            <w:r/>
+            <w:r>
+              <w:rPr>
+                <w:rFonts w:ascii="Calibri" w:hAnsi="Calibri"/>
+                <w:b w:val="0"/>
+                <w:i w:val="0"/>
+                <w:color w:val="000000"/>
+                <w:sz w:val="22"/>
+                <w:u w:val="none"/>
+              </w:rPr>
+              <w:t>1</w:t>
+            </w:r>
+          </w:p>
+        </w:tc>
+        <w:tc>
+          <w:tcPr>
+            <w:tcW w:type="dxa" w:w="5040"/>
+            <w:shd w:fill="F2F2F2" w:val="clear"/>
+          </w:tcPr>
+          <w:p>
+            <w:r/>
+            <w:r>
+              <w:rPr>
+                <w:rFonts w:ascii="Calibri" w:hAnsi="Calibri"/>
+                <w:b w:val="0"/>
+                <w:i w:val="0"/>
+                <w:color w:val="000000"/>
+                <w:sz w:val="22"/>
+                <w:u w:val="none"/>
+              </w:rPr>
+              <w:t>At the end of 42 minutes I can define and identify key concepts related to: classify elements as metals, nonmetals, or m...</w:t>
+            </w:r>
+          </w:p>
+        </w:tc>
+      </w:tr>
+      <w:tr>
+        <w:tc>
+          <w:tcPr>
+            <w:tcW w:type="dxa" w:w="1008"/>
+          </w:tcPr>
+          <w:p>
+            <w:r/>
+            <w:r>
+              <w:rPr>
+                <w:rFonts w:ascii="Calibri" w:hAnsi="Calibri"/>
+                <w:b w:val="0"/>
+                <w:i w:val="0"/>
+                <w:color w:val="000000"/>
+                <w:sz w:val="22"/>
+                <w:u w:val="none"/>
+              </w:rPr>
+              <w:t>19</w:t>
+            </w:r>
+          </w:p>
+        </w:tc>
+        <w:tc>
+          <w:tcPr>
+            <w:tcW w:type="dxa" w:w="2880"/>
+          </w:tcPr>
+          <w:p>
+            <w:r/>
+            <w:r>
+              <w:rPr>
+                <w:rFonts w:ascii="Calibri" w:hAnsi="Calibri"/>
+                <w:b w:val="0"/>
+                <w:i w:val="0"/>
+                <w:color w:val="000000"/>
+                <w:sz w:val="22"/>
+                <w:u w:val="none"/>
+              </w:rPr>
+              <w:t>Metals, Nonmetals, Metalloids, and Element Families (Day 2 of 2)</w:t>
+            </w:r>
+          </w:p>
+        </w:tc>
+        <w:tc>
+          <w:tcPr>
+            <w:tcW w:type="dxa" w:w="864"/>
+          </w:tcPr>
+          <w:p>
+            <w:r/>
+            <w:r>
+              <w:rPr>
+                <w:rFonts w:ascii="Calibri" w:hAnsi="Calibri"/>
+                <w:b w:val="0"/>
+                <w:i w:val="0"/>
+                <w:color w:val="000000"/>
+                <w:sz w:val="22"/>
+                <w:u w:val="none"/>
+              </w:rPr>
+              <w:t>1</w:t>
+            </w:r>
+          </w:p>
+        </w:tc>
+        <w:tc>
+          <w:tcPr>
+            <w:tcW w:type="dxa" w:w="5040"/>
+          </w:tcPr>
+          <w:p>
+            <w:r/>
+            <w:r>
+              <w:rPr>
+                <w:rFonts w:ascii="Calibri" w:hAnsi="Calibri"/>
+                <w:b w:val="0"/>
+                <w:i w:val="0"/>
+                <w:color w:val="000000"/>
+                <w:sz w:val="22"/>
+                <w:u w:val="none"/>
+              </w:rPr>
+              <w:t>At the end of 42 minutes I can apply and analyze my understanding to classify elements as metals, nonmetals, or metalloi...</w:t>
+            </w:r>
+          </w:p>
+        </w:tc>
+      </w:tr>
+      <w:tr>
+        <w:tc>
+          <w:tcPr>
+            <w:tcW w:type="dxa" w:w="1008"/>
+            <w:shd w:fill="F2F2F2" w:val="clear"/>
+          </w:tcPr>
+          <w:p>
+            <w:r/>
+            <w:r>
+              <w:rPr>
+                <w:rFonts w:ascii="Calibri" w:hAnsi="Calibri"/>
+                <w:b w:val="0"/>
+                <w:i w:val="0"/>
+                <w:color w:val="000000"/>
+                <w:sz w:val="22"/>
+                <w:u w:val="none"/>
+              </w:rPr>
+              <w:t>20</w:t>
+            </w:r>
+          </w:p>
+        </w:tc>
+        <w:tc>
+          <w:tcPr>
+            <w:tcW w:type="dxa" w:w="2880"/>
+            <w:shd w:fill="F2F2F2" w:val="clear"/>
+          </w:tcPr>
+          <w:p>
+            <w:r/>
+            <w:r>
+              <w:rPr>
+                <w:rFonts w:ascii="Calibri" w:hAnsi="Calibri"/>
+                <w:b w:val="0"/>
+                <w:i w:val="0"/>
+                <w:color w:val="000000"/>
+                <w:sz w:val="22"/>
+                <w:u w:val="none"/>
+              </w:rPr>
+              <w:t>Introduction to Nuclear Chemistry: Radioactive Decay (Day 1 of 3)</w:t>
+            </w:r>
+          </w:p>
+        </w:tc>
+        <w:tc>
+          <w:tcPr>
+            <w:tcW w:type="dxa" w:w="864"/>
+            <w:shd w:fill="F2F2F2" w:val="clear"/>
+          </w:tcPr>
+          <w:p>
+            <w:r/>
+            <w:r>
+              <w:rPr>
+                <w:rFonts w:ascii="Calibri" w:hAnsi="Calibri"/>
+                <w:b w:val="0"/>
+                <w:i w:val="0"/>
+                <w:color w:val="000000"/>
+                <w:sz w:val="22"/>
+                <w:u w:val="none"/>
+              </w:rPr>
+              <w:t>1</w:t>
+            </w:r>
+          </w:p>
+        </w:tc>
+        <w:tc>
+          <w:tcPr>
+            <w:tcW w:type="dxa" w:w="5040"/>
+            <w:shd w:fill="F2F2F2" w:val="clear"/>
+          </w:tcPr>
+          <w:p>
+            <w:r/>
+            <w:r>
+              <w:rPr>
+                <w:rFonts w:ascii="Calibri" w:hAnsi="Calibri"/>
+                <w:b w:val="0"/>
+                <w:i w:val="0"/>
+                <w:color w:val="000000"/>
+                <w:sz w:val="22"/>
+                <w:u w:val="none"/>
+              </w:rPr>
+              <w:t>At the end of 42 minutes I can define and describe key concepts related to: describe the three main types of radioactive...</w:t>
+            </w:r>
+          </w:p>
+        </w:tc>
+      </w:tr>
+      <w:tr>
+        <w:tc>
+          <w:tcPr>
+            <w:tcW w:type="dxa" w:w="1008"/>
+          </w:tcPr>
+          <w:p>
+            <w:r/>
+            <w:r>
+              <w:rPr>
+                <w:rFonts w:ascii="Calibri" w:hAnsi="Calibri"/>
+                <w:b w:val="0"/>
+                <w:i w:val="0"/>
+                <w:color w:val="000000"/>
+                <w:sz w:val="22"/>
+                <w:u w:val="none"/>
+              </w:rPr>
+              <w:t>21</w:t>
+            </w:r>
+          </w:p>
+        </w:tc>
+        <w:tc>
+          <w:tcPr>
+            <w:tcW w:type="dxa" w:w="2880"/>
+          </w:tcPr>
+          <w:p>
+            <w:r/>
+            <w:r>
+              <w:rPr>
+                <w:rFonts w:ascii="Calibri" w:hAnsi="Calibri"/>
+                <w:b w:val="0"/>
+                <w:i w:val="0"/>
+                <w:color w:val="000000"/>
+                <w:sz w:val="22"/>
+                <w:u w:val="none"/>
+              </w:rPr>
+              <w:t>Introduction to Nuclear Chemistry: Radioactive Decay (Day 2 of 3)</w:t>
+            </w:r>
+          </w:p>
+        </w:tc>
+        <w:tc>
+          <w:tcPr>
+            <w:tcW w:type="dxa" w:w="864"/>
+          </w:tcPr>
+          <w:p>
+            <w:r/>
+            <w:r>
+              <w:rPr>
+                <w:rFonts w:ascii="Calibri" w:hAnsi="Calibri"/>
+                <w:b w:val="0"/>
+                <w:i w:val="0"/>
+                <w:color w:val="000000"/>
+                <w:sz w:val="22"/>
+                <w:u w:val="none"/>
+              </w:rPr>
+              <w:t>1</w:t>
+            </w:r>
+          </w:p>
+        </w:tc>
+        <w:tc>
+          <w:tcPr>
+            <w:tcW w:type="dxa" w:w="5040"/>
+          </w:tcPr>
+          <w:p>
+            <w:r/>
+            <w:r>
+              <w:rPr>
+                <w:rFonts w:ascii="Calibri" w:hAnsi="Calibri"/>
+                <w:b w:val="0"/>
+                <w:i w:val="0"/>
+                <w:color w:val="000000"/>
+                <w:sz w:val="22"/>
+                <w:u w:val="none"/>
+              </w:rPr>
+              <w:t>At the end of 42 minutes I can apply and compare concepts and describe the three main types of radioactive decay (alpha,...</w:t>
+            </w:r>
+          </w:p>
+        </w:tc>
+      </w:tr>
+      <w:tr>
+        <w:tc>
+          <w:tcPr>
+            <w:tcW w:type="dxa" w:w="1008"/>
+            <w:shd w:fill="F2F2F2" w:val="clear"/>
+          </w:tcPr>
+          <w:p>
+            <w:r/>
+            <w:r>
+              <w:rPr>
+                <w:rFonts w:ascii="Calibri" w:hAnsi="Calibri"/>
+                <w:b w:val="0"/>
+                <w:i w:val="0"/>
+                <w:color w:val="000000"/>
+                <w:sz w:val="22"/>
+                <w:u w:val="none"/>
+              </w:rPr>
+              <w:t>22</w:t>
+            </w:r>
+          </w:p>
+        </w:tc>
+        <w:tc>
+          <w:tcPr>
+            <w:tcW w:type="dxa" w:w="2880"/>
+            <w:shd w:fill="F2F2F2" w:val="clear"/>
+          </w:tcPr>
+          <w:p>
+            <w:r/>
+            <w:r>
+              <w:rPr>
+                <w:rFonts w:ascii="Calibri" w:hAnsi="Calibri"/>
+                <w:b w:val="0"/>
+                <w:i w:val="0"/>
+                <w:color w:val="000000"/>
+                <w:sz w:val="22"/>
+                <w:u w:val="none"/>
+              </w:rPr>
+              <w:t>Introduction to Nuclear Chemistry: Radioactive Decay (Day 3 of 3)</w:t>
+            </w:r>
+          </w:p>
+        </w:tc>
+        <w:tc>
+          <w:tcPr>
+            <w:tcW w:type="dxa" w:w="864"/>
+            <w:shd w:fill="F2F2F2" w:val="clear"/>
+          </w:tcPr>
+          <w:p>
+            <w:r/>
+            <w:r>
+              <w:rPr>
+                <w:rFonts w:ascii="Calibri" w:hAnsi="Calibri"/>
+                <w:b w:val="0"/>
+                <w:i w:val="0"/>
+                <w:color w:val="000000"/>
+                <w:sz w:val="22"/>
+                <w:u w:val="none"/>
+              </w:rPr>
+              <w:t>1</w:t>
+            </w:r>
+          </w:p>
+        </w:tc>
+        <w:tc>
+          <w:tcPr>
+            <w:tcW w:type="dxa" w:w="5040"/>
+            <w:shd w:fill="F2F2F2" w:val="clear"/>
+          </w:tcPr>
+          <w:p>
+            <w:r/>
+            <w:r>
+              <w:rPr>
+                <w:rFonts w:ascii="Calibri" w:hAnsi="Calibri"/>
+                <w:b w:val="0"/>
+                <w:i w:val="0"/>
+                <w:color w:val="000000"/>
+                <w:sz w:val="22"/>
+                <w:u w:val="none"/>
+              </w:rPr>
+              <w:t>At the end of 42 minutes I can evaluate and explain my understanding to describe the three main types of radioactive dec...</w:t>
             </w:r>
           </w:p>
         </w:tc>
